--- a/Documentacion/OnTour_Documentacion.docx
+++ b/Documentacion/OnTour_Documentacion.docx
@@ -119,7 +119,7 @@
           <w:szCs w:val="24"/>
           <w:rtl w:val="0"/>
         </w:rPr>
-        <w:t xml:space="preserve">Integrantes: ___________________________</w:t>
+        <w:t xml:space="preserve">Integrantes: Lukas Avila, Santiago Mendoza, Juan Carlos Alvarado, Constanza Cerda, Andrés Osorio</w:t>
       </w:r>
       <w:r>
         <w:rPr>
@@ -139,7 +139,7 @@
           <w:szCs w:val="24"/>
           <w:rtl w:val="0"/>
         </w:rPr>
-        <w:t xml:space="preserve">Fecha: ___________________________</w:t>
+        <w:t xml:space="preserve">Fecha: 24-06-2026</w:t>
       </w:r>
       <w:r>
         <w:rPr>
@@ -7196,6 +7196,64 @@
         <w:rPr>
           <w:rtl w:val="0"/>
         </w:rPr>
+        <w:t xml:space="preserve">Enlaces del proyecto</w:t>
+      </w:r>
+    </w:p>
+    <w:p>
+      <w:pPr>
+        <w:spacing w:after="60" w:lineRule="auto"/>
+        <w:rPr/>
+      </w:pPr>
+      <w:r>
+        <w:rPr>
+          <w:b w:val="1"/>
+          <w:rtl w:val="0"/>
+        </w:rPr>
+        <w:t xml:space="preserve">Repositorio GitHub: </w:t>
+      </w:r>
+      <w:hyperlink r:id="rId103">
+        <w:r>
+          <w:rPr>
+            <w:color w:val="0563C1"/>
+            <w:u w:val="single"/>
+            <w:rtl w:val="0"/>
+          </w:rPr>
+          <w:t xml:space="preserve">https://github.com/LukasAvilaPonce/On_Tour_Prototipo</w:t>
+        </w:r>
+      </w:hyperlink>
+    </w:p>
+    <w:p>
+      <w:pPr>
+        <w:spacing w:after="120" w:lineRule="auto"/>
+        <w:rPr/>
+      </w:pPr>
+      <w:r>
+        <w:rPr>
+          <w:b w:val="1"/>
+          <w:rtl w:val="0"/>
+        </w:rPr>
+        <w:t xml:space="preserve">Demo en vivo (GitHub Pages): </w:t>
+      </w:r>
+      <w:hyperlink r:id="rId104">
+        <w:r>
+          <w:rPr>
+            <w:color w:val="0563C1"/>
+            <w:u w:val="single"/>
+            <w:rtl w:val="0"/>
+          </w:rPr>
+          <w:t xml:space="preserve">https://lukasavilaponce.github.io/On_Tour_Prototipo/</w:t>
+        </w:r>
+      </w:hyperlink>
+    </w:p>
+    <w:p>
+      <w:pPr>
+        <w:pStyle w:val="Heading2"/>
+        <w:rPr/>
+      </w:pPr>
+      <w:r>
+        <w:rPr>
+          <w:rtl w:val="0"/>
+        </w:rPr>
         <w:t xml:space="preserve">Evidencias (insertar capturas)</w:t>
       </w:r>
     </w:p>
@@ -7206,9 +7264,52 @@
       </w:pPr>
       <w:r>
         <w:rPr>
-          <w:rtl w:val="0"/>
-        </w:rPr>
-        <w:t xml:space="preserve">[ Captura del repositorio ]</w:t>
+          <w:b w:val="1"/>
+          <w:rtl w:val="0"/>
+        </w:rPr>
+        <w:t xml:space="preserve">Captura del repositorio</w:t>
+      </w:r>
+    </w:p>
+    <w:p>
+      <w:pPr>
+        <w:spacing w:after="240" w:lineRule="auto"/>
+        <w:rPr/>
+      </w:pPr>
+      <w:r>
+        <w:rPr>
+          <w:rtl w:val="0"/>
+        </w:rPr>
+        <w:drawing>
+          <wp:inline distT="0" distB="0" distL="0" distR="0">
+            <wp:extent cx="5943600" cy="3543869"/>
+            <wp:docPr id="100" name="Captura repositorio"/>
+            <a:graphic xmlns:a="http://schemas.openxmlformats.org/drawingml/2006/main">
+              <a:graphicData uri="http://schemas.openxmlformats.org/drawingml/2006/picture">
+                <pic:pic xmlns:pic="http://schemas.openxmlformats.org/drawingml/2006/picture">
+                  <pic:nvPicPr>
+                    <pic:cNvPr id="100" name="image1.png"/>
+                    <pic:cNvPicPr/>
+                  </pic:nvPicPr>
+                  <pic:blipFill>
+                    <a:blip r:embed="rId100"/>
+                    <a:stretch>
+                      <a:fillRect/>
+                    </a:stretch>
+                  </pic:blipFill>
+                  <pic:spPr>
+                    <a:xfrm>
+                      <a:off x="0" y="0"/>
+                      <a:ext cx="5943600" cy="3543869"/>
+                    </a:xfrm>
+                    <a:prstGeom prst="rect">
+                      <a:avLst/>
+                    </a:prstGeom>
+                  </pic:spPr>
+                </pic:pic>
+              </a:graphicData>
+            </a:graphic>
+          </wp:inline>
+        </w:drawing>
       </w:r>
     </w:p>
     <w:p>
@@ -7218,9 +7319,52 @@
       </w:pPr>
       <w:r>
         <w:rPr>
-          <w:rtl w:val="0"/>
-        </w:rPr>
-        <w:t xml:space="preserve">[ Captura de las ramas ]</w:t>
+          <w:b w:val="1"/>
+          <w:rtl w:val="0"/>
+        </w:rPr>
+        <w:t xml:space="preserve">Captura de características y stack del README</w:t>
+      </w:r>
+    </w:p>
+    <w:p>
+      <w:pPr>
+        <w:spacing w:after="240" w:lineRule="auto"/>
+        <w:rPr/>
+      </w:pPr>
+      <w:r>
+        <w:rPr>
+          <w:rtl w:val="0"/>
+        </w:rPr>
+        <w:drawing>
+          <wp:inline distT="0" distB="0" distL="0" distR="0">
+            <wp:extent cx="5943600" cy="4077567"/>
+            <wp:docPr id="101" name="Captura README"/>
+            <a:graphic xmlns:a="http://schemas.openxmlformats.org/drawingml/2006/main">
+              <a:graphicData uri="http://schemas.openxmlformats.org/drawingml/2006/picture">
+                <pic:pic xmlns:pic="http://schemas.openxmlformats.org/drawingml/2006/picture">
+                  <pic:nvPicPr>
+                    <pic:cNvPr id="101" name="image2.png"/>
+                    <pic:cNvPicPr/>
+                  </pic:nvPicPr>
+                  <pic:blipFill>
+                    <a:blip r:embed="rId101"/>
+                    <a:stretch>
+                      <a:fillRect/>
+                    </a:stretch>
+                  </pic:blipFill>
+                  <pic:spPr>
+                    <a:xfrm>
+                      <a:off x="0" y="0"/>
+                      <a:ext cx="5943600" cy="4077567"/>
+                    </a:xfrm>
+                    <a:prstGeom prst="rect">
+                      <a:avLst/>
+                    </a:prstGeom>
+                  </pic:spPr>
+                </pic:pic>
+              </a:graphicData>
+            </a:graphic>
+          </wp:inline>
+        </w:drawing>
       </w:r>
     </w:p>
     <w:p>
@@ -7230,9 +7374,52 @@
       </w:pPr>
       <w:r>
         <w:rPr>
-          <w:rtl w:val="0"/>
-        </w:rPr>
-        <w:t xml:space="preserve"> [ Captura del historial de commits ]</w:t>
+          <w:b w:val="1"/>
+          <w:rtl w:val="0"/>
+        </w:rPr>
+        <w:t xml:space="preserve">Captura de la estructura del prototipo e historial de commits</w:t>
+      </w:r>
+    </w:p>
+    <w:p>
+      <w:pPr>
+        <w:spacing w:after="240" w:lineRule="auto"/>
+        <w:rPr/>
+      </w:pPr>
+      <w:r>
+        <w:rPr>
+          <w:rtl w:val="0"/>
+        </w:rPr>
+        <w:drawing>
+          <wp:inline distT="0" distB="0" distL="0" distR="0">
+            <wp:extent cx="5943600" cy="2208447"/>
+            <wp:docPr id="102" name="Captura commits"/>
+            <a:graphic xmlns:a="http://schemas.openxmlformats.org/drawingml/2006/main">
+              <a:graphicData uri="http://schemas.openxmlformats.org/drawingml/2006/picture">
+                <pic:pic xmlns:pic="http://schemas.openxmlformats.org/drawingml/2006/picture">
+                  <pic:nvPicPr>
+                    <pic:cNvPr id="102" name="image3.png"/>
+                    <pic:cNvPicPr/>
+                  </pic:nvPicPr>
+                  <pic:blipFill>
+                    <a:blip r:embed="rId102"/>
+                    <a:stretch>
+                      <a:fillRect/>
+                    </a:stretch>
+                  </pic:blipFill>
+                  <pic:spPr>
+                    <a:xfrm>
+                      <a:off x="0" y="0"/>
+                      <a:ext cx="5943600" cy="2208447"/>
+                    </a:xfrm>
+                    <a:prstGeom prst="rect">
+                      <a:avLst/>
+                    </a:prstGeom>
+                  </pic:spPr>
+                </pic:pic>
+              </a:graphicData>
+            </a:graphic>
+          </wp:inline>
+        </w:drawing>
       </w:r>
     </w:p>
     <w:sectPr>
